--- a/minutes/demomosu.docx
+++ b/minutes/demomosu.docx
@@ -75,7 +75,14 @@
             <w:tcW w:w="6656" w:type="dxa"/>
             <w:gridSpan w:val="4"/>
           </w:tcPr>
-          <w:p/>
+          <w:p>
+            <w:r>
+              <w:rPr>
+                <w:rFonts w:hint="eastAsia"/>
+              </w:rPr>
+              <w:t>課題管理アプリ</w:t>
+            </w:r>
+          </w:p>
         </w:tc>
       </w:tr>
       <w:tr>
@@ -541,15 +548,7 @@
         </w:numPr>
       </w:pPr>
       <w:r>
-        <w:t>前回課題・</w:t>
-      </w:r>
-      <w:proofErr w:type="spellStart"/>
-      <w:r>
-        <w:t>ToDo</w:t>
-      </w:r>
-      <w:proofErr w:type="spellEnd"/>
-      <w:r>
-        <w:t xml:space="preserve">の進捗確認 </w:t>
+        <w:t xml:space="preserve">前回課題・ToDoの進捗確認 </w:t>
       </w:r>
     </w:p>
     <w:tbl>
@@ -1582,21 +1581,12 @@
               </w:rPr>
               <w:t>ユーザーから課題一覧と</w:t>
             </w:r>
-            <w:proofErr w:type="spellStart"/>
-            <w:r>
-              <w:rPr>
-                <w:b/>
-                <w:bCs/>
-              </w:rPr>
-              <w:t>ToDo</w:t>
-            </w:r>
-            <w:proofErr w:type="spellEnd"/>
-            <w:r>
-              <w:rPr>
-                <w:b/>
-                <w:bCs/>
-              </w:rPr>
-              <w:t>一覧をExcel/CSV形式でエクスポートしたいという要望が多数</w:t>
+            <w:r>
+              <w:rPr>
+                <w:b/>
+                <w:bCs/>
+              </w:rPr>
+              <w:t>ToDo一覧をExcel/CSV形式でエクスポートしたいという要望が多数</w:t>
             </w:r>
           </w:p>
         </w:tc>
@@ -1674,37 +1664,12 @@
                 <w:bCs/>
               </w:rPr>
             </w:pPr>
-            <w:proofErr w:type="spellStart"/>
-            <w:r>
-              <w:rPr>
-                <w:b/>
-                <w:bCs/>
-              </w:rPr>
-              <w:t>ExcelJS</w:t>
-            </w:r>
-            <w:proofErr w:type="spellEnd"/>
-            <w:r>
-              <w:rPr>
-                <w:b/>
-                <w:bCs/>
-              </w:rPr>
-              <w:t xml:space="preserve"> と </w:t>
-            </w:r>
-            <w:proofErr w:type="spellStart"/>
-            <w:r>
-              <w:rPr>
-                <w:b/>
-                <w:bCs/>
-              </w:rPr>
-              <w:t>papaparse</w:t>
-            </w:r>
-            <w:proofErr w:type="spellEnd"/>
-            <w:r>
-              <w:rPr>
-                <w:b/>
-                <w:bCs/>
-              </w:rPr>
-              <w:t xml:space="preserve"> を使用して実装</w:t>
+            <w:r>
+              <w:rPr>
+                <w:b/>
+                <w:bCs/>
+              </w:rPr>
+              <w:t>ExcelJS と papaparse を使用して実装</w:t>
             </w:r>
           </w:p>
         </w:tc>
@@ -1754,7 +1719,6 @@
                 <w:bCs/>
               </w:rPr>
             </w:pPr>
-            <w:proofErr w:type="spellStart"/>
             <w:r>
               <w:rPr>
                 <w:rFonts w:hint="eastAsia"/>
@@ -1763,7 +1727,6 @@
               </w:rPr>
               <w:t>ToDo</w:t>
             </w:r>
-            <w:proofErr w:type="spellEnd"/>
             <w:r>
               <w:rPr>
                 <w:rFonts w:hint="eastAsia"/>
@@ -1880,13 +1843,8 @@
             <w:gridSpan w:val="3"/>
           </w:tcPr>
           <w:p>
-            <w:proofErr w:type="spellStart"/>
-            <w:r>
-              <w:t>ExcelJS</w:t>
-            </w:r>
-            <w:proofErr w:type="spellEnd"/>
-            <w:r>
-              <w:t>を使用して、課題一覧をExcel形式でエクスポートする機能を実装</w:t>
+            <w:r>
+              <w:t>ExcelJSを使用して、課題一覧をExcel形式でエクスポートする機能を実装</w:t>
             </w:r>
           </w:p>
         </w:tc>
@@ -1912,19 +1870,9 @@
             <w:gridSpan w:val="3"/>
           </w:tcPr>
           <w:p>
-            <w:proofErr w:type="spellStart"/>
-            <w:r>
-              <w:t>nextjs</w:t>
-            </w:r>
-            <w:proofErr w:type="spellEnd"/>
-            <w:r>
-              <w:t>-app/lib/export-</w:t>
-            </w:r>
-            <w:proofErr w:type="spellStart"/>
-            <w:r>
-              <w:t>excel.ts</w:t>
-            </w:r>
-            <w:proofErr w:type="spellEnd"/>
+            <w:r>
+              <w:t>nextjs-app/lib/export-excel.ts</w:t>
+            </w:r>
           </w:p>
         </w:tc>
       </w:tr>
@@ -1964,23 +1912,13 @@
                 <w:bCs/>
               </w:rPr>
             </w:pPr>
-            <w:proofErr w:type="spellStart"/>
-            <w:r>
-              <w:rPr>
-                <w:rFonts w:hint="eastAsia"/>
-                <w:b/>
-                <w:bCs/>
-              </w:rPr>
-              <w:t>ToDo</w:t>
-            </w:r>
-            <w:proofErr w:type="spellEnd"/>
-            <w:r>
-              <w:rPr>
-                <w:rFonts w:hint="eastAsia"/>
-                <w:b/>
-                <w:bCs/>
-              </w:rPr>
-              <w:t>名</w:t>
+            <w:r>
+              <w:rPr>
+                <w:rFonts w:hint="eastAsia"/>
+                <w:b/>
+                <w:bCs/>
+              </w:rPr>
+              <w:t>ToDo名</w:t>
             </w:r>
           </w:p>
         </w:tc>
@@ -2090,21 +2028,8 @@
             <w:gridSpan w:val="3"/>
           </w:tcPr>
           <w:p>
-            <w:proofErr w:type="spellStart"/>
-            <w:r>
-              <w:t>papaparse</w:t>
-            </w:r>
-            <w:proofErr w:type="spellEnd"/>
-            <w:r>
-              <w:t>を使用して、</w:t>
-            </w:r>
-            <w:proofErr w:type="spellStart"/>
-            <w:r>
-              <w:t>ToDo</w:t>
-            </w:r>
-            <w:proofErr w:type="spellEnd"/>
-            <w:r>
-              <w:t>一覧をCSV形式でエクスポート</w:t>
+            <w:r>
+              <w:t>papaparseを使用して、ToDo一覧をCSV形式でエクスポート</w:t>
             </w:r>
           </w:p>
         </w:tc>
@@ -2130,19 +2055,9 @@
             <w:gridSpan w:val="3"/>
           </w:tcPr>
           <w:p>
-            <w:proofErr w:type="spellStart"/>
-            <w:r>
-              <w:t>nextjs</w:t>
-            </w:r>
-            <w:proofErr w:type="spellEnd"/>
-            <w:r>
-              <w:t>-app/lib/export-</w:t>
-            </w:r>
-            <w:proofErr w:type="spellStart"/>
-            <w:r>
-              <w:t>csv.ts</w:t>
-            </w:r>
-            <w:proofErr w:type="spellEnd"/>
+            <w:r>
+              <w:t>nextjs-app/lib/export-csv.ts</w:t>
+            </w:r>
           </w:p>
         </w:tc>
       </w:tr>
@@ -2485,23 +2400,13 @@
                 <w:bCs/>
               </w:rPr>
             </w:pPr>
-            <w:proofErr w:type="spellStart"/>
-            <w:r>
-              <w:rPr>
-                <w:rFonts w:hint="eastAsia"/>
-                <w:b/>
-                <w:bCs/>
-              </w:rPr>
-              <w:t>ToDo</w:t>
-            </w:r>
-            <w:proofErr w:type="spellEnd"/>
-            <w:r>
-              <w:rPr>
-                <w:rFonts w:hint="eastAsia"/>
-                <w:b/>
-                <w:bCs/>
-              </w:rPr>
-              <w:t>名</w:t>
+            <w:r>
+              <w:rPr>
+                <w:rFonts w:hint="eastAsia"/>
+                <w:b/>
+                <w:bCs/>
+              </w:rPr>
+              <w:t>ToDo名</w:t>
             </w:r>
           </w:p>
         </w:tc>
@@ -3568,7 +3473,6 @@
   <w:style w:type="character" w:default="1" w:styleId="a0">
     <w:name w:val="Default Paragraph Font"/>
     <w:uiPriority w:val="1"/>
-    <w:semiHidden/>
     <w:unhideWhenUsed/>
   </w:style>
   <w:style w:type="table" w:default="1" w:styleId="a1">
@@ -4161,7 +4065,9 @@
   <w:rsids>
     <w:rsidRoot w:val="003D1308"/>
     <w:rsid w:val="00200980"/>
+    <w:rsid w:val="002A526C"/>
     <w:rsid w:val="003D1308"/>
+    <w:rsid w:val="004413CA"/>
     <w:rsid w:val="004E26AA"/>
     <w:rsid w:val="00652471"/>
     <w:rsid w:val="006F0D62"/>

--- a/minutes/demomosu.docx
+++ b/minutes/demomosu.docx
@@ -80,7 +80,13 @@
               <w:rPr>
                 <w:rFonts w:hint="eastAsia"/>
               </w:rPr>
-              <w:t>課題管理アプリ</w:t>
+              <w:t>課題</w:t>
+            </w:r>
+            <w:r>
+              <w:rPr>
+                <w:rFonts w:hint="eastAsia"/>
+              </w:rPr>
+              <w:t>テスト</w:t>
             </w:r>
           </w:p>
         </w:tc>
@@ -3473,6 +3479,7 @@
   <w:style w:type="character" w:default="1" w:styleId="a0">
     <w:name w:val="Default Paragraph Font"/>
     <w:uiPriority w:val="1"/>
+    <w:semiHidden/>
     <w:unhideWhenUsed/>
   </w:style>
   <w:style w:type="table" w:default="1" w:styleId="a1">
@@ -4067,11 +4074,13 @@
     <w:rsid w:val="00200980"/>
     <w:rsid w:val="002A526C"/>
     <w:rsid w:val="003D1308"/>
+    <w:rsid w:val="003E3082"/>
     <w:rsid w:val="004413CA"/>
     <w:rsid w:val="004E26AA"/>
     <w:rsid w:val="00652471"/>
     <w:rsid w:val="006F0D62"/>
     <w:rsid w:val="00765E53"/>
+    <w:rsid w:val="007F0391"/>
     <w:rsid w:val="008A72E7"/>
     <w:rsid w:val="008B250A"/>
     <w:rsid w:val="00ED004D"/>
